--- a/templates/labor-meeting-template.docx
+++ b/templates/labor-meeting-template.docx
@@ -438,7 +438,7 @@
         <w:rPr>
           <w:sz w:val="28"/>
         </w:rPr>
-        <w:t>本範本由補教業法務支援站於 W83f（民國 115 年 5 月 27 日）依勞動基準法第八十三條、勞資會議實施辦法及 A2 Deep Research 報告章三第（4）段所列最低法定要件，組裝而成。</w:t>
+        <w:t>本範本由補教業法務支援站於民國 115 年 5 月 27 日，依勞動基準法第八十三條、勞資會議實施辦法等所列最低法定要件整理而成。</w:t>
       </w:r>
     </w:p>
     <w:p>

--- a/templates/labor-meeting-template.docx
+++ b/templates/labor-meeting-template.docx
@@ -412,114 +412,6 @@
         <w:t>中華民國 {sign_year} 年 {sign_month} 月 {sign_day} 日</w:t>
       </w:r>
     </w:p>
-    <w:p>
-      <w:r>
-        <w:br w:type="page"/>
-      </w:r>
-    </w:p>
-    <w:p>
-      <w:pPr>
-        <w:spacing w:before="240" w:after="120"/>
-      </w:pPr>
-      <w:r>
-        <w:rPr>
-          <w:b/>
-          <w:sz w:val="30"/>
-        </w:rPr>
-        <w:t>※ 律師審稿備註（最終發佈前請刪除）</w:t>
-      </w:r>
-    </w:p>
-    <w:p>
-      <w:pPr>
-        <w:spacing w:line="384" w:lineRule="auto"/>
-        <w:ind w:firstLine="560"/>
-      </w:pPr>
-      <w:r>
-        <w:rPr>
-          <w:sz w:val="28"/>
-        </w:rPr>
-        <w:t>本範本由補教業法務支援站於民國 115 年 5 月 27 日，依勞動基準法第八十三條、勞資會議實施辦法等所列最低法定要件整理而成。</w:t>
-      </w:r>
-    </w:p>
-    <w:p>
-      <w:pPr>
-        <w:spacing w:line="384" w:lineRule="auto"/>
-        <w:ind w:firstLine="560"/>
-      </w:pPr>
-      <w:r>
-        <w:rPr>
-          <w:sz w:val="28"/>
-        </w:rPr>
-        <w:t>本版本為「同意適用八週變形工時」單一決議場景之 MVP，與七大文件包 DOC.3 變形工時同意書配對使用。</w:t>
-      </w:r>
-    </w:p>
-    <w:p>
-      <w:pPr>
-        <w:spacing w:line="384" w:lineRule="auto"/>
-        <w:ind w:firstLine="560"/>
-      </w:pPr>
-      <w:r>
-        <w:rPr>
-          <w:sz w:val="28"/>
-        </w:rPr>
-        <w:t>建議律師審稿確認之要點：</w:t>
-      </w:r>
-    </w:p>
-    <w:p>
-      <w:pPr>
-        <w:spacing w:line="384" w:lineRule="auto"/>
-      </w:pPr>
-      <w:r>
-        <w:rPr>
-          <w:sz w:val="28"/>
-        </w:rPr>
-        <w:t>1. 出席人員之勞方代表，依勞資會議實施辦法應由全體勞工選舉產生（資方不可指派）；使用本範本前，務必確認貴機構已完成勞方代表選舉並留存選舉公告與計票紀錄。</w:t>
-      </w:r>
-    </w:p>
-    <w:p>
-      <w:pPr>
-        <w:spacing w:line="384" w:lineRule="auto"/>
-      </w:pPr>
-      <w:r>
-        <w:rPr>
-          <w:sz w:val="28"/>
-        </w:rPr>
-        <w:t>2. 決議字號之命名規則建議貴機構自行設計（如「○○補（115）勞資字第 001 號」）。</w:t>
-      </w:r>
-    </w:p>
-    <w:p>
-      <w:pPr>
-        <w:spacing w:line="384" w:lineRule="auto"/>
-      </w:pPr>
-      <w:r>
-        <w:rPr>
-          <w:sz w:val="28"/>
-        </w:rPr>
-        <w:t>3. 議程之「報告事項」「臨時動議」實際運作時若有具體內容，請另行補入；本範本只列骨架。</w:t>
-      </w:r>
-    </w:p>
-    <w:p>
-      <w:pPr>
-        <w:spacing w:line="384" w:lineRule="auto"/>
-      </w:pPr>
-      <w:r>
-        <w:rPr>
-          <w:sz w:val="28"/>
-        </w:rPr>
-        <w:t>4. 本範本僅就「同意變形工時」之決議製作；如貴機構同一場會議另有其他決議（如加班同意、女性夜間工作同意、工作規則修正同意等），請另行增列「案由二」「案由三」段落。</w:t>
-      </w:r>
-    </w:p>
-    <w:p>
-      <w:pPr>
-        <w:spacing w:line="384" w:lineRule="auto"/>
-      </w:pPr>
-      <w:r>
-        <w:rPr>
-          <w:sz w:val="28"/>
-        </w:rPr>
-        <w:t>5. 出席簽到表（含勞方代表簽名）建議另製作附件一併存底，本範本未含簽到表頁；可參考 cross-check.html 跳查照中心索取勞動部範本。</w:t>
-      </w:r>
-    </w:p>
     <w:sectPr>
       <w:pgSz w:w="12240" w:h="15840"/>
       <w:pgMar w:top="1134" w:right="1417" w:bottom="1134" w:left="1417" w:header="720" w:footer="720" w:gutter="0"/>
